--- a/documents/report/report (1).docx
+++ b/documents/report/report (1).docx
@@ -12,9 +12,6 @@
         </w:rPr>
       </w:pPr>
       <w:r>
-        <w:rPr>
-          <w:rFonts w:ascii="Times New Roman" w:hAnsi="Times New Roman"/>
-        </w:rPr>
         <w:drawing>
           <wp:anchor behindDoc="0" distT="0" distB="0" distL="0" distR="0" simplePos="0" locked="0" layoutInCell="0" allowOverlap="1" relativeHeight="2">
             <wp:simplePos x="0" y="0"/>
@@ -61,6 +58,12 @@
           </wp:anchor>
         </w:drawing>
       </w:r>
+      <w:r>
+        <w:rPr>
+          <w:rFonts w:ascii="Times New Roman" w:hAnsi="Times New Roman"/>
+        </w:rPr>
+        <w:softHyphen/>
+      </w:r>
     </w:p>
     <w:p>
       <w:pPr>
@@ -3366,11 +3369,6 @@
         </w:rPr>
         <w:t xml:space="preserve">Registration and Login Page Design …………………………………………….. </w:t>
         <w:tab/>
-      </w:r>
-      <w:r>
-        <w:rPr>
-          <w:rFonts w:ascii="Times New Roman" w:hAnsi="Times New Roman"/>
-        </w:rPr>
         <w:t>20</w:t>
       </w:r>
     </w:p>
@@ -3395,11 +3393,6 @@
         </w:rPr>
         <w:t xml:space="preserve">Forum Page Design ……………………………………………………………… </w:t>
         <w:tab/>
-      </w:r>
-      <w:r>
-        <w:rPr>
-          <w:rFonts w:ascii="Times New Roman" w:hAnsi="Times New Roman"/>
-        </w:rPr>
         <w:t>21</w:t>
       </w:r>
     </w:p>
@@ -3424,11 +3417,6 @@
         </w:rPr>
         <w:t xml:space="preserve">Pricing Page Design ……………………………………………………………… </w:t>
         <w:tab/>
-      </w:r>
-      <w:r>
-        <w:rPr>
-          <w:rFonts w:ascii="Times New Roman" w:hAnsi="Times New Roman"/>
-        </w:rPr>
         <w:t>22</w:t>
       </w:r>
     </w:p>
@@ -3453,11 +3441,6 @@
         </w:rPr>
         <w:t>Futsal listing Page Design ………………………………………………………..</w:t>
         <w:tab/>
-      </w:r>
-      <w:r>
-        <w:rPr>
-          <w:rFonts w:ascii="Times New Roman" w:hAnsi="Times New Roman"/>
-        </w:rPr>
         <w:t>23</w:t>
       </w:r>
     </w:p>
@@ -3480,13 +3463,7 @@
         <w:rPr>
           <w:rFonts w:ascii="Times New Roman" w:hAnsi="Times New Roman"/>
         </w:rPr>
-        <w:t xml:space="preserve">Futsal Page Design ………………………………………………………………. </w:t>
-      </w:r>
-      <w:r>
-        <w:rPr>
-          <w:rFonts w:ascii="Times New Roman" w:hAnsi="Times New Roman"/>
-        </w:rPr>
-        <w:t>`  24</w:t>
+        <w:t>Futsal Page Design ………………………………………………………………. `  24</w:t>
       </w:r>
     </w:p>
     <w:p>
@@ -3510,11 +3487,6 @@
         </w:rPr>
         <w:t xml:space="preserve">User Profile page Design ………………………………………………………… </w:t>
         <w:tab/>
-      </w:r>
-      <w:r>
-        <w:rPr>
-          <w:rFonts w:ascii="Times New Roman" w:hAnsi="Times New Roman"/>
-        </w:rPr>
         <w:t>25</w:t>
       </w:r>
     </w:p>
@@ -3537,13 +3509,7 @@
         <w:rPr>
           <w:rFonts w:ascii="Times New Roman" w:hAnsi="Times New Roman"/>
         </w:rPr>
-        <w:t xml:space="preserve"> Contact page Design ………………………………………………………………. </w:t>
-      </w:r>
-      <w:r>
-        <w:rPr>
-          <w:rFonts w:ascii="Times New Roman" w:hAnsi="Times New Roman"/>
-        </w:rPr>
-        <w:t>`44</w:t>
+        <w:t xml:space="preserve"> Contact page Design ………………………………………………………………. `44</w:t>
       </w:r>
     </w:p>
     <w:p>
@@ -9311,7 +9277,10 @@
         </w:rPr>
       </w:pPr>
       <w:r>
-        <w:rPr/>
+        <w:rPr>
+          <w:b/>
+          <w:bCs/>
+        </w:rPr>
       </w:r>
     </w:p>
     <w:p>
@@ -9325,9 +9294,12 @@
         </w:rPr>
       </w:pPr>
       <w:r>
-        <w:rPr/>
+        <w:rPr>
+          <w:b/>
+          <w:bCs/>
+        </w:rPr>
         <w:drawing>
-          <wp:anchor behindDoc="0" distT="0" distB="0" distL="0" distR="0" simplePos="0" locked="0" layoutInCell="0" allowOverlap="1" relativeHeight="32">
+          <wp:anchor behindDoc="0" distT="0" distB="0" distL="0" distR="0" simplePos="0" locked="0" layoutInCell="0" allowOverlap="1" relativeHeight="24">
             <wp:simplePos x="0" y="0"/>
             <wp:positionH relativeFrom="column">
               <wp:align>center</wp:align>
@@ -9388,21 +9360,7 @@
           <w:b/>
           <w:bCs/>
         </w:rPr>
-        <w:t xml:space="preserve">Figure 4.8 </w:t>
-      </w:r>
-      <w:r>
-        <w:rPr>
-          <w:b/>
-          <w:bCs/>
-        </w:rPr>
-        <w:t>Contact</w:t>
-      </w:r>
-      <w:r>
-        <w:rPr>
-          <w:b/>
-          <w:bCs/>
-        </w:rPr>
-        <w:t xml:space="preserve"> page Design</w:t>
+        <w:t>Figure 4.8 Contact page Design</w:t>
       </w:r>
       <w:r>
         <w:br w:type="page"/>
@@ -10764,33 +10722,13 @@
       </w:pPr>
       <w:r>
         <w:rPr/>
-        <w:t xml:space="preserve">The User Registration and Authentication Module enables users and futsal owners to securely register and log into the system, where user credentials are protected using secure hashing techniques and JSON Web Token (JWT) authentication so that no plain-text passwords are stored, and this module also manages session handling, verifies user identity, and restricts access based on user roles to ensure security and controlled access to system features. </w:t>
-      </w:r>
-      <w:r>
-        <w:rPr/>
-        <w:t>A</w:t>
-      </w:r>
-      <w:r>
-        <w:rPr/>
-        <w:t xml:space="preserve">uthentication module design and implementation code are provided in </w:t>
+        <w:t xml:space="preserve">The User Registration and Authentication Module enables users and futsal owners to securely register and log into the system, where user credentials are protected using secure hashing techniques and JSON Web Token (JWT) authentication so that no plain-text passwords are stored, and this module also manages session handling, verifies user identity, and restricts access based on user roles to ensure security and controlled access to system features. Authentication module design and implementation code are provided in </w:t>
       </w:r>
       <w:r>
         <w:rPr>
           <w:rStyle w:val="Strong"/>
         </w:rPr>
-        <w:t xml:space="preserve">Appendix </w:t>
-      </w:r>
-      <w:r>
-        <w:rPr>
-          <w:rStyle w:val="Strong"/>
-        </w:rPr>
-        <w:t>A</w:t>
-      </w:r>
-      <w:r>
-        <w:rPr>
-          <w:rStyle w:val="Strong"/>
-        </w:rPr>
-        <w:t>.1</w:t>
+        <w:t>Appendix A.1</w:t>
       </w:r>
       <w:r>
         <w:rPr/>
@@ -10837,33 +10775,13 @@
       </w:pPr>
       <w:r>
         <w:rPr/>
-        <w:t xml:space="preserve">The Futsal Management Module allows futsal owners to manage their futsal centers efficiently by adding and updating details such as futsal name, location, available pitches, pricing, and time slots, ensuring that all futsal-related information is properly stored, maintained, and displayed to users for accurate and effective system operation. </w:t>
-      </w:r>
-      <w:r>
-        <w:rPr/>
-        <w:t>F</w:t>
-      </w:r>
-      <w:r>
-        <w:rPr/>
-        <w:t xml:space="preserve">utsal management module code and design are included in </w:t>
+        <w:t xml:space="preserve">The Futsal Management Module allows futsal owners to manage their futsal centers efficiently by adding and updating details such as futsal name, location, available pitches, pricing, and time slots, ensuring that all futsal-related information is properly stored, maintained, and displayed to users for accurate and effective system operation. Futsal management module code and design are included in </w:t>
       </w:r>
       <w:r>
         <w:rPr>
           <w:rStyle w:val="Strong"/>
         </w:rPr>
-        <w:t xml:space="preserve">Appendix </w:t>
-      </w:r>
-      <w:r>
-        <w:rPr>
-          <w:rStyle w:val="Strong"/>
-        </w:rPr>
-        <w:t>A</w:t>
-      </w:r>
-      <w:r>
-        <w:rPr>
-          <w:rStyle w:val="Strong"/>
-        </w:rPr>
-        <w:t>.2</w:t>
+        <w:t>Appendix A.2</w:t>
       </w:r>
       <w:r>
         <w:rPr/>
@@ -10910,39 +10828,13 @@
       </w:pPr>
       <w:r>
         <w:rPr/>
-        <w:t xml:space="preserve">The Booking Management Module handles the core functionality of the system by allowing users to select available time slots and book futsal courts, while validating each booking request by checking slot availability and preventing overlapping bookings to ensure that all bookings are accurately recorded and managed in the system. </w:t>
-      </w:r>
-      <w:r>
-        <w:rPr/>
-        <w:t>Bookings</w:t>
-      </w:r>
-      <w:r>
-        <w:rPr/>
-        <w:t xml:space="preserve"> management module code and design are included in </w:t>
+        <w:t xml:space="preserve">The Booking Management Module handles the core functionality of the system by allowing users to select available time slots and book futsal courts, while validating each booking request by checking slot availability and preventing overlapping bookings to ensure that all bookings are accurately recorded and managed in the system. Bookings management module code and design are included in </w:t>
       </w:r>
       <w:r>
         <w:rPr>
           <w:rStyle w:val="Strong"/>
         </w:rPr>
-        <w:t xml:space="preserve">Appendix </w:t>
-      </w:r>
-      <w:r>
-        <w:rPr>
-          <w:rStyle w:val="Strong"/>
-        </w:rPr>
-        <w:t>A</w:t>
-      </w:r>
-      <w:r>
-        <w:rPr>
-          <w:rStyle w:val="Strong"/>
-        </w:rPr>
-        <w:t>.</w:t>
-      </w:r>
-      <w:r>
-        <w:rPr>
-          <w:rStyle w:val="Strong"/>
-        </w:rPr>
-        <w:t>3</w:t>
+        <w:t>Appendix A.3</w:t>
       </w:r>
       <w:r>
         <w:rPr/>
@@ -10993,39 +10885,13 @@
       </w:pPr>
       <w:r>
         <w:rPr/>
-        <w:t xml:space="preserve">The Review and Sentiment Analysis Module enables users to submit reviews and ratings for futsal centers, where the system processes the textual feedback using machine learning techniques such as TF-IDF and Logistic Regression to classify the sentiment as positive or negative, helping futsal owners understand user feedback and improve their services. </w:t>
-      </w:r>
-      <w:r>
-        <w:rPr/>
-        <w:t>Review and sentiment Analysis</w:t>
-      </w:r>
-      <w:r>
-        <w:rPr/>
-        <w:t xml:space="preserve"> module code and design are included in </w:t>
+        <w:t xml:space="preserve">The Review and Sentiment Analysis Module enables users to submit reviews and ratings for futsal centers, where the system processes the textual feedback using machine learning techniques such as TF-IDF and Logistic Regression to classify the sentiment as positive or negative, helping futsal owners understand user feedback and improve their services. Review and sentiment Analysis module code and design are included in </w:t>
       </w:r>
       <w:r>
         <w:rPr>
           <w:rStyle w:val="Strong"/>
         </w:rPr>
-        <w:t xml:space="preserve">Appendix </w:t>
-      </w:r>
-      <w:r>
-        <w:rPr>
-          <w:rStyle w:val="Strong"/>
-        </w:rPr>
-        <w:t>A</w:t>
-      </w:r>
-      <w:r>
-        <w:rPr>
-          <w:rStyle w:val="Strong"/>
-        </w:rPr>
-        <w:t>.</w:t>
-      </w:r>
-      <w:r>
-        <w:rPr>
-          <w:rStyle w:val="Strong"/>
-        </w:rPr>
-        <w:t>4</w:t>
+        <w:t>Appendix A.4</w:t>
       </w:r>
       <w:r>
         <w:rPr/>
@@ -11061,39 +10927,13 @@
       </w:pPr>
       <w:r>
         <w:rPr/>
-        <w:t xml:space="preserve">The Forum Module provides a platform for users and futsal owners to interact by posting queries, discussions, and responses related to futsal services, allowing users to share experiences, ask questions, and provide suggestions, thereby enhancing user engagement and building a community within the system. </w:t>
-      </w:r>
-      <w:r>
-        <w:rPr/>
-        <w:t>Forum</w:t>
-      </w:r>
-      <w:r>
-        <w:rPr/>
-        <w:t xml:space="preserve"> module code and design are included in </w:t>
+        <w:t xml:space="preserve">The Forum Module provides a platform for users and futsal owners to interact by posting queries, discussions, and responses related to futsal services, allowing users to share experiences, ask questions, and provide suggestions, thereby enhancing user engagement and building a community within the system. Forum module code and design are included in </w:t>
       </w:r>
       <w:r>
         <w:rPr>
           <w:rStyle w:val="Strong"/>
         </w:rPr>
-        <w:t xml:space="preserve">Appendix </w:t>
-      </w:r>
-      <w:r>
-        <w:rPr>
-          <w:rStyle w:val="Strong"/>
-        </w:rPr>
-        <w:t>A</w:t>
-      </w:r>
-      <w:r>
-        <w:rPr>
-          <w:rStyle w:val="Strong"/>
-        </w:rPr>
-        <w:t>.</w:t>
-      </w:r>
-      <w:r>
-        <w:rPr>
-          <w:rStyle w:val="Strong"/>
-        </w:rPr>
-        <w:t>5</w:t>
+        <w:t>Appendix A.5</w:t>
       </w:r>
       <w:r>
         <w:rPr/>
@@ -11144,39 +10984,13 @@
       </w:pPr>
       <w:r>
         <w:rPr/>
-        <w:t xml:space="preserve">The Admin Management Module is responsible for overseeing the entire system by allowing administrators to manage users, futsal owners, bookings, and overall system activities, ensuring proper monitoring, maintaining system integrity, and providing control over the platform. </w:t>
-      </w:r>
-      <w:r>
-        <w:rPr/>
-        <w:t xml:space="preserve">Admin </w:t>
-      </w:r>
-      <w:r>
-        <w:rPr/>
-        <w:t xml:space="preserve">management module code and design are included in </w:t>
+        <w:t xml:space="preserve">The Admin Management Module is responsible for overseeing the entire system by allowing administrators to manage users, futsal owners, bookings, and overall system activities, ensuring proper monitoring, maintaining system integrity, and providing control over the platform. Admin management module code and design are included in </w:t>
       </w:r>
       <w:r>
         <w:rPr>
           <w:rStyle w:val="Strong"/>
         </w:rPr>
-        <w:t xml:space="preserve">Appendix </w:t>
-      </w:r>
-      <w:r>
-        <w:rPr>
-          <w:rStyle w:val="Strong"/>
-        </w:rPr>
-        <w:t>A</w:t>
-      </w:r>
-      <w:r>
-        <w:rPr>
-          <w:rStyle w:val="Strong"/>
-        </w:rPr>
-        <w:t>.</w:t>
-      </w:r>
-      <w:r>
-        <w:rPr>
-          <w:rStyle w:val="Strong"/>
-        </w:rPr>
-        <w:t>6</w:t>
+        <w:t>Appendix A.6</w:t>
       </w:r>
       <w:r>
         <w:rPr/>
@@ -11227,39 +11041,13 @@
       </w:pPr>
       <w:r>
         <w:rPr/>
-        <w:t xml:space="preserve">The Payment Management Module handles the payment process for booking futsal slots by supporting integration with digital payment systems such as Khalti and eSewa, ensuring that all transactions are securely processed and properly recorded in the system. </w:t>
-      </w:r>
-      <w:r>
-        <w:rPr/>
-        <w:t>Payment</w:t>
-      </w:r>
-      <w:r>
-        <w:rPr/>
-        <w:t xml:space="preserve"> management module code and design are included in </w:t>
+        <w:t xml:space="preserve">The Payment Management Module handles the payment process for booking futsal slots by supporting integration with digital payment systems such as Khalti and eSewa, ensuring that all transactions are securely processed and properly recorded in the system. Payment management module code and design are included in </w:t>
       </w:r>
       <w:r>
         <w:rPr>
           <w:rStyle w:val="Strong"/>
         </w:rPr>
-        <w:t xml:space="preserve">Appendix </w:t>
-      </w:r>
-      <w:r>
-        <w:rPr>
-          <w:rStyle w:val="Strong"/>
-        </w:rPr>
-        <w:t>A</w:t>
-      </w:r>
-      <w:r>
-        <w:rPr>
-          <w:rStyle w:val="Strong"/>
-        </w:rPr>
-        <w:t>.</w:t>
-      </w:r>
-      <w:r>
-        <w:rPr>
-          <w:rStyle w:val="Strong"/>
-        </w:rPr>
-        <w:t>7</w:t>
+        <w:t>Appendix A.7</w:t>
       </w:r>
       <w:r>
         <w:rPr/>
@@ -11321,7 +11109,12 @@
         </w:rPr>
       </w:pPr>
       <w:r>
-        <w:rPr/>
+        <w:rPr>
+          <w:b/>
+          <w:bCs/>
+          <w:sz w:val="28"/>
+          <w:szCs w:val="28"/>
+        </w:rPr>
       </w:r>
     </w:p>
     <w:p>
@@ -13965,8 +13758,8 @@
         <w:tblLook w:val="0000" w:noHBand="0" w:noVBand="0" w:firstColumn="0" w:lastRow="0" w:lastColumn="0" w:firstRow="0"/>
       </w:tblPr>
       <w:tblGrid>
-        <w:gridCol w:w="1196"/>
-        <w:gridCol w:w="2075"/>
+        <w:gridCol w:w="1195"/>
+        <w:gridCol w:w="2076"/>
         <w:gridCol w:w="2159"/>
         <w:gridCol w:w="2799"/>
         <w:gridCol w:w="797"/>
@@ -13977,7 +13770,7 @@
         </w:trPr>
         <w:tc>
           <w:tcPr>
-            <w:tcW w:w="1196" w:type="dxa"/>
+            <w:tcW w:w="1195" w:type="dxa"/>
             <w:tcBorders>
               <w:top w:val="single" w:sz="2" w:space="0" w:color="000000"/>
               <w:start w:val="single" w:sz="2" w:space="0" w:color="000000"/>
@@ -13999,7 +13792,7 @@
         </w:tc>
         <w:tc>
           <w:tcPr>
-            <w:tcW w:w="2075" w:type="dxa"/>
+            <w:tcW w:w="2076" w:type="dxa"/>
             <w:tcBorders>
               <w:top w:val="single" w:sz="2" w:space="0" w:color="000000"/>
               <w:start w:val="single" w:sz="2" w:space="0" w:color="000000"/>
@@ -14091,7 +13884,7 @@
         <w:trPr/>
         <w:tc>
           <w:tcPr>
-            <w:tcW w:w="1196" w:type="dxa"/>
+            <w:tcW w:w="1195" w:type="dxa"/>
             <w:tcBorders>
               <w:start w:val="single" w:sz="2" w:space="0" w:color="000000"/>
               <w:bottom w:val="single" w:sz="2" w:space="0" w:color="000000"/>
@@ -14112,7 +13905,7 @@
         </w:tc>
         <w:tc>
           <w:tcPr>
-            <w:tcW w:w="2075" w:type="dxa"/>
+            <w:tcW w:w="2076" w:type="dxa"/>
             <w:tcBorders>
               <w:start w:val="single" w:sz="2" w:space="0" w:color="000000"/>
               <w:bottom w:val="single" w:sz="2" w:space="0" w:color="000000"/>
@@ -14200,7 +13993,7 @@
         <w:trPr/>
         <w:tc>
           <w:tcPr>
-            <w:tcW w:w="1196" w:type="dxa"/>
+            <w:tcW w:w="1195" w:type="dxa"/>
             <w:tcBorders>
               <w:start w:val="single" w:sz="2" w:space="0" w:color="000000"/>
               <w:bottom w:val="single" w:sz="2" w:space="0" w:color="000000"/>
@@ -14221,7 +14014,7 @@
         </w:tc>
         <w:tc>
           <w:tcPr>
-            <w:tcW w:w="2075" w:type="dxa"/>
+            <w:tcW w:w="2076" w:type="dxa"/>
             <w:tcBorders>
               <w:start w:val="single" w:sz="2" w:space="0" w:color="000000"/>
               <w:bottom w:val="single" w:sz="2" w:space="0" w:color="000000"/>
@@ -14309,7 +14102,7 @@
         <w:trPr/>
         <w:tc>
           <w:tcPr>
-            <w:tcW w:w="1196" w:type="dxa"/>
+            <w:tcW w:w="1195" w:type="dxa"/>
             <w:tcBorders>
               <w:start w:val="single" w:sz="2" w:space="0" w:color="000000"/>
               <w:bottom w:val="single" w:sz="2" w:space="0" w:color="000000"/>
@@ -14330,7 +14123,7 @@
         </w:tc>
         <w:tc>
           <w:tcPr>
-            <w:tcW w:w="2075" w:type="dxa"/>
+            <w:tcW w:w="2076" w:type="dxa"/>
             <w:tcBorders>
               <w:start w:val="single" w:sz="2" w:space="0" w:color="000000"/>
               <w:bottom w:val="single" w:sz="2" w:space="0" w:color="000000"/>
@@ -14418,7 +14211,7 @@
         <w:trPr/>
         <w:tc>
           <w:tcPr>
-            <w:tcW w:w="1196" w:type="dxa"/>
+            <w:tcW w:w="1195" w:type="dxa"/>
             <w:tcBorders>
               <w:start w:val="single" w:sz="2" w:space="0" w:color="000000"/>
               <w:bottom w:val="single" w:sz="2" w:space="0" w:color="000000"/>
@@ -14439,7 +14232,7 @@
         </w:tc>
         <w:tc>
           <w:tcPr>
-            <w:tcW w:w="2075" w:type="dxa"/>
+            <w:tcW w:w="2076" w:type="dxa"/>
             <w:tcBorders>
               <w:start w:val="single" w:sz="2" w:space="0" w:color="000000"/>
               <w:bottom w:val="single" w:sz="2" w:space="0" w:color="000000"/>
@@ -14527,7 +14320,7 @@
         <w:trPr/>
         <w:tc>
           <w:tcPr>
-            <w:tcW w:w="1196" w:type="dxa"/>
+            <w:tcW w:w="1195" w:type="dxa"/>
             <w:tcBorders>
               <w:start w:val="single" w:sz="2" w:space="0" w:color="000000"/>
               <w:bottom w:val="single" w:sz="2" w:space="0" w:color="000000"/>
@@ -14548,7 +14341,7 @@
         </w:tc>
         <w:tc>
           <w:tcPr>
-            <w:tcW w:w="2075" w:type="dxa"/>
+            <w:tcW w:w="2076" w:type="dxa"/>
             <w:tcBorders>
               <w:start w:val="single" w:sz="2" w:space="0" w:color="000000"/>
               <w:bottom w:val="single" w:sz="2" w:space="0" w:color="000000"/>
@@ -14636,7 +14429,7 @@
         <w:trPr/>
         <w:tc>
           <w:tcPr>
-            <w:tcW w:w="1196" w:type="dxa"/>
+            <w:tcW w:w="1195" w:type="dxa"/>
             <w:tcBorders>
               <w:start w:val="single" w:sz="2" w:space="0" w:color="000000"/>
               <w:bottom w:val="single" w:sz="2" w:space="0" w:color="000000"/>
@@ -14657,7 +14450,7 @@
         </w:tc>
         <w:tc>
           <w:tcPr>
-            <w:tcW w:w="2075" w:type="dxa"/>
+            <w:tcW w:w="2076" w:type="dxa"/>
             <w:tcBorders>
               <w:start w:val="single" w:sz="2" w:space="0" w:color="000000"/>
               <w:bottom w:val="single" w:sz="2" w:space="0" w:color="000000"/>
@@ -14745,7 +14538,7 @@
         <w:trPr/>
         <w:tc>
           <w:tcPr>
-            <w:tcW w:w="1196" w:type="dxa"/>
+            <w:tcW w:w="1195" w:type="dxa"/>
             <w:tcBorders>
               <w:start w:val="single" w:sz="2" w:space="0" w:color="000000"/>
               <w:bottom w:val="single" w:sz="2" w:space="0" w:color="000000"/>
@@ -14766,7 +14559,7 @@
         </w:tc>
         <w:tc>
           <w:tcPr>
-            <w:tcW w:w="2075" w:type="dxa"/>
+            <w:tcW w:w="2076" w:type="dxa"/>
             <w:tcBorders>
               <w:start w:val="single" w:sz="2" w:space="0" w:color="000000"/>
               <w:bottom w:val="single" w:sz="2" w:space="0" w:color="000000"/>
@@ -14854,7 +14647,7 @@
         <w:trPr/>
         <w:tc>
           <w:tcPr>
-            <w:tcW w:w="1196" w:type="dxa"/>
+            <w:tcW w:w="1195" w:type="dxa"/>
             <w:tcBorders>
               <w:start w:val="single" w:sz="2" w:space="0" w:color="000000"/>
               <w:bottom w:val="single" w:sz="2" w:space="0" w:color="000000"/>
@@ -14875,7 +14668,7 @@
         </w:tc>
         <w:tc>
           <w:tcPr>
-            <w:tcW w:w="2075" w:type="dxa"/>
+            <w:tcW w:w="2076" w:type="dxa"/>
             <w:tcBorders>
               <w:start w:val="single" w:sz="2" w:space="0" w:color="000000"/>
               <w:bottom w:val="single" w:sz="2" w:space="0" w:color="000000"/>
@@ -14963,7 +14756,7 @@
         <w:trPr/>
         <w:tc>
           <w:tcPr>
-            <w:tcW w:w="1196" w:type="dxa"/>
+            <w:tcW w:w="1195" w:type="dxa"/>
             <w:tcBorders>
               <w:start w:val="single" w:sz="2" w:space="0" w:color="000000"/>
               <w:bottom w:val="single" w:sz="2" w:space="0" w:color="000000"/>
@@ -14984,7 +14777,7 @@
         </w:tc>
         <w:tc>
           <w:tcPr>
-            <w:tcW w:w="2075" w:type="dxa"/>
+            <w:tcW w:w="2076" w:type="dxa"/>
             <w:tcBorders>
               <w:start w:val="single" w:sz="2" w:space="0" w:color="000000"/>
               <w:bottom w:val="single" w:sz="2" w:space="0" w:color="000000"/>
@@ -16442,7 +16235,10 @@
         </w:rPr>
       </w:pPr>
       <w:r>
-        <w:rPr/>
+        <w:rPr>
+          <w:b/>
+          <w:bCs/>
+        </w:rPr>
       </w:r>
     </w:p>
     <w:p>
@@ -16497,7 +16293,7 @@
     <w:p>
       <w:pPr>
         <w:pStyle w:val="Normal"/>
-        <w:spacing w:lineRule="auto" w:line="360" w:before="57" w:after="57"/>
+        <w:spacing w:lineRule="auto" w:line="360" w:before="0" w:after="57"/>
         <w:jc w:val="center"/>
         <w:rPr>
           <w:sz w:val="28"/>
@@ -16505,7 +16301,10 @@
         </w:rPr>
       </w:pPr>
       <w:r>
-        <w:rPr/>
+        <w:rPr>
+          <w:sz w:val="28"/>
+          <w:szCs w:val="28"/>
+        </w:rPr>
       </w:r>
     </w:p>
     <w:p>
@@ -26929,7 +26728,7 @@
     <w:pPr>
       <w:widowControl/>
       <w:suppressAutoHyphens w:val="true"/>
-      <w:overflowPunct w:val="false"/>
+      <w:overflowPunct w:val="true"/>
       <w:bidi w:val="0"/>
       <w:spacing w:before="0" w:after="0"/>
       <w:jc w:val="start"/>
